--- a/projects/fpga-systems/Genesys2/dma-ip/rapids_beats/docs/RAPIDS_AXIS_System_v1.0.docx
+++ b/projects/fpga-systems/Genesys2/dma-ip/rapids_beats/docs/RAPIDS_AXIS_System_v1.0.docx
@@ -160,7 +160,7 @@
             </w:rPr>
             <w:fldChar w:fldCharType="separate"/>
           </w:r>
-          <w:hyperlink w:anchor="__RefHeading___Toc2504_2197930800">
+          <w:hyperlink w:anchor="__RefHeading___Toc2504_1163086593">
             <w:r>
               <w:rPr>
                 <w:webHidden/>
@@ -181,7 +181,7 @@
             </w:tabs>
             <w:rPr/>
           </w:pPr>
-          <w:hyperlink w:anchor="__RefHeading___Toc2506_2197930800">
+          <w:hyperlink w:anchor="__RefHeading___Toc2506_1163086593">
             <w:r>
               <w:rPr>
                 <w:webHidden/>
@@ -202,7 +202,7 @@
             </w:tabs>
             <w:rPr/>
           </w:pPr>
-          <w:hyperlink w:anchor="__RefHeading___Toc2508_2197930800">
+          <w:hyperlink w:anchor="__RefHeading___Toc2508_1163086593">
             <w:r>
               <w:rPr>
                 <w:webHidden/>
@@ -223,7 +223,7 @@
             </w:tabs>
             <w:rPr/>
           </w:pPr>
-          <w:hyperlink w:anchor="__RefHeading___Toc2510_2197930800">
+          <w:hyperlink w:anchor="__RefHeading___Toc2510_1163086593">
             <w:r>
               <w:rPr>
                 <w:webHidden/>
@@ -244,7 +244,7 @@
             </w:tabs>
             <w:rPr/>
           </w:pPr>
-          <w:hyperlink w:anchor="__RefHeading___Toc2512_2197930800">
+          <w:hyperlink w:anchor="__RefHeading___Toc2512_1163086593">
             <w:r>
               <w:rPr>
                 <w:webHidden/>
@@ -265,7 +265,7 @@
             </w:tabs>
             <w:rPr/>
           </w:pPr>
-          <w:hyperlink w:anchor="__RefHeading___Toc2514_2197930800">
+          <w:hyperlink w:anchor="__RefHeading___Toc2514_1163086593">
             <w:r>
               <w:rPr>
                 <w:webHidden/>
@@ -286,7 +286,7 @@
             </w:tabs>
             <w:rPr/>
           </w:pPr>
-          <w:hyperlink w:anchor="__RefHeading___Toc2516_2197930800">
+          <w:hyperlink w:anchor="__RefHeading___Toc2516_1163086593">
             <w:r>
               <w:rPr>
                 <w:webHidden/>
@@ -307,7 +307,7 @@
             </w:tabs>
             <w:rPr/>
           </w:pPr>
-          <w:hyperlink w:anchor="__RefHeading___Toc2518_2197930800">
+          <w:hyperlink w:anchor="__RefHeading___Toc2518_1163086593">
             <w:r>
               <w:rPr>
                 <w:webHidden/>
@@ -328,7 +328,7 @@
             </w:tabs>
             <w:rPr/>
           </w:pPr>
-          <w:hyperlink w:anchor="__RefHeading___Toc2520_2197930800">
+          <w:hyperlink w:anchor="__RefHeading___Toc2520_1163086593">
             <w:r>
               <w:rPr>
                 <w:webHidden/>
@@ -349,7 +349,7 @@
             </w:tabs>
             <w:rPr/>
           </w:pPr>
-          <w:hyperlink w:anchor="__RefHeading___Toc2522_2197930800">
+          <w:hyperlink w:anchor="__RefHeading___Toc2522_1163086593">
             <w:r>
               <w:rPr>
                 <w:webHidden/>
@@ -370,7 +370,7 @@
             </w:tabs>
             <w:rPr/>
           </w:pPr>
-          <w:hyperlink w:anchor="__RefHeading___Toc2524_2197930800">
+          <w:hyperlink w:anchor="__RefHeading___Toc2524_1163086593">
             <w:r>
               <w:rPr>
                 <w:webHidden/>
@@ -391,7 +391,7 @@
             </w:tabs>
             <w:rPr/>
           </w:pPr>
-          <w:hyperlink w:anchor="__RefHeading___Toc2526_2197930800">
+          <w:hyperlink w:anchor="__RefHeading___Toc2526_1163086593">
             <w:r>
               <w:rPr>
                 <w:webHidden/>
@@ -412,7 +412,7 @@
             </w:tabs>
             <w:rPr/>
           </w:pPr>
-          <w:hyperlink w:anchor="__RefHeading___Toc2528_2197930800">
+          <w:hyperlink w:anchor="__RefHeading___Toc2528_1163086593">
             <w:r>
               <w:rPr>
                 <w:webHidden/>
@@ -433,7 +433,7 @@
             </w:tabs>
             <w:rPr/>
           </w:pPr>
-          <w:hyperlink w:anchor="__RefHeading___Toc2530_2197930800">
+          <w:hyperlink w:anchor="__RefHeading___Toc2530_1163086593">
             <w:r>
               <w:rPr>
                 <w:webHidden/>
@@ -454,7 +454,7 @@
             </w:tabs>
             <w:rPr/>
           </w:pPr>
-          <w:hyperlink w:anchor="__RefHeading___Toc2532_2197930800">
+          <w:hyperlink w:anchor="__RefHeading___Toc2532_1163086593">
             <w:r>
               <w:rPr>
                 <w:webHidden/>
@@ -475,7 +475,7 @@
             </w:tabs>
             <w:rPr/>
           </w:pPr>
-          <w:hyperlink w:anchor="__RefHeading___Toc2534_2197930800">
+          <w:hyperlink w:anchor="__RefHeading___Toc2534_1163086593">
             <w:r>
               <w:rPr>
                 <w:webHidden/>
@@ -483,7 +483,7 @@
               </w:rPr>
               <w:t>4 Stream Stimulus and Checking</w:t>
               <w:tab/>
-              <w:t>18</w:t>
+              <w:t>19</w:t>
             </w:r>
           </w:hyperlink>
         </w:p>
@@ -496,15 +496,15 @@
             </w:tabs>
             <w:rPr/>
           </w:pPr>
-          <w:hyperlink w:anchor="__RefHeading___Toc2536_2197930800">
+          <w:hyperlink w:anchor="__RefHeading___Toc2536_1163086593">
             <w:r>
               <w:rPr>
                 <w:webHidden/>
                 <w:rStyle w:val="IndexLink"/>
               </w:rPr>
-              <w:t>4.1 The generator: axis4_master_pattern_gen</w:t>
+              <w:t>4.1 The generator: axis4_master_injector</w:t>
               <w:tab/>
-              <w:t>18</w:t>
+              <w:t>19</w:t>
             </w:r>
           </w:hyperlink>
         </w:p>
@@ -517,7 +517,7 @@
             </w:tabs>
             <w:rPr/>
           </w:pPr>
-          <w:hyperlink w:anchor="__RefHeading___Toc2538_2197930800">
+          <w:hyperlink w:anchor="__RefHeading___Toc2538_1163086593">
             <w:r>
               <w:rPr>
                 <w:webHidden/>
@@ -525,7 +525,7 @@
               </w:rPr>
               <w:t>4.2 The checker: axis4_slave_pattern_check</w:t>
               <w:tab/>
-              <w:t>19</w:t>
+              <w:t>20</w:t>
             </w:r>
           </w:hyperlink>
         </w:p>
@@ -538,7 +538,7 @@
             </w:tabs>
             <w:rPr/>
           </w:pPr>
-          <w:hyperlink w:anchor="__RefHeading___Toc2540_2197930800">
+          <w:hyperlink w:anchor="__RefHeading___Toc2540_1163086593">
             <w:r>
               <w:rPr>
                 <w:webHidden/>
@@ -546,7 +546,7 @@
               </w:rPr>
               <w:t>4.3 The golden model and PASS</w:t>
               <w:tab/>
-              <w:t>19</w:t>
+              <w:t>20</w:t>
             </w:r>
           </w:hyperlink>
         </w:p>
@@ -559,7 +559,7 @@
             </w:tabs>
             <w:rPr/>
           </w:pPr>
-          <w:hyperlink w:anchor="__RefHeading___Toc2542_2197930800">
+          <w:hyperlink w:anchor="__RefHeading___Toc2542_1163086593">
             <w:r>
               <w:rPr>
                 <w:webHidden/>
@@ -567,7 +567,7 @@
               </w:rPr>
               <w:t>4.4 GO</w:t>
               <w:tab/>
-              <w:t>20</w:t>
+              <w:t>21</w:t>
             </w:r>
           </w:hyperlink>
         </w:p>
@@ -580,7 +580,7 @@
             </w:tabs>
             <w:rPr/>
           </w:pPr>
-          <w:hyperlink w:anchor="__RefHeading___Toc2544_2197930800">
+          <w:hyperlink w:anchor="__RefHeading___Toc2544_1163086593">
             <w:r>
               <w:rPr>
                 <w:webHidden/>
@@ -588,7 +588,7 @@
               </w:rPr>
               <w:t>5 Measuring a Stream</w:t>
               <w:tab/>
-              <w:t>21</w:t>
+              <w:t>22</w:t>
             </w:r>
           </w:hyperlink>
         </w:p>
@@ -601,7 +601,7 @@
             </w:tabs>
             <w:rPr/>
           </w:pPr>
-          <w:hyperlink w:anchor="__RefHeading___Toc2546_2197930800">
+          <w:hyperlink w:anchor="__RefHeading___Toc2546_1163086593">
             <w:r>
               <w:rPr>
                 <w:webHidden/>
@@ -609,7 +609,7 @@
               </w:rPr>
               <w:t>5.0.1 Figure 4.1: Meters, windows and observers on the stream side</w:t>
               <w:tab/>
-              <w:t>21</w:t>
+              <w:t>22</w:t>
             </w:r>
           </w:hyperlink>
         </w:p>
@@ -622,7 +622,7 @@
             </w:tabs>
             <w:rPr/>
           </w:pPr>
-          <w:hyperlink w:anchor="__RefHeading___Toc2548_2197930800">
+          <w:hyperlink w:anchor="__RefHeading___Toc2548_1163086593">
             <w:r>
               <w:rPr>
                 <w:webHidden/>
@@ -630,7 +630,7 @@
               </w:rPr>
               <w:t>5.1 The AXIS meters</w:t>
               <w:tab/>
-              <w:t>21</w:t>
+              <w:t>22</w:t>
             </w:r>
           </w:hyperlink>
         </w:p>
@@ -643,7 +643,7 @@
             </w:tabs>
             <w:rPr/>
           </w:pPr>
-          <w:hyperlink w:anchor="__RefHeading___Toc2550_2197930800">
+          <w:hyperlink w:anchor="__RefHeading___Toc2550_1163086593">
             <w:r>
               <w:rPr>
                 <w:webHidden/>
@@ -651,7 +651,7 @@
               </w:rPr>
               <w:t>5.2 The ingress window is its own</w:t>
               <w:tab/>
-              <w:t>22</w:t>
+              <w:t>23</w:t>
             </w:r>
           </w:hyperlink>
         </w:p>
@@ -664,7 +664,7 @@
             </w:tabs>
             <w:rPr/>
           </w:pPr>
-          <w:hyperlink w:anchor="__RefHeading___Toc2552_2197930800">
+          <w:hyperlink w:anchor="__RefHeading___Toc2552_1163086593">
             <w:r>
               <w:rPr>
                 <w:webHidden/>
@@ -672,7 +672,7 @@
               </w:rPr>
               <w:t>5.3 What the report reads from them</w:t>
               <w:tab/>
-              <w:t>23</w:t>
+              <w:t>24</w:t>
             </w:r>
           </w:hyperlink>
         </w:p>
@@ -685,7 +685,7 @@
             </w:tabs>
             <w:rPr/>
           </w:pPr>
-          <w:hyperlink w:anchor="__RefHeading___Toc2554_2197930800">
+          <w:hyperlink w:anchor="__RefHeading___Toc2554_1163086593">
             <w:r>
               <w:rPr>
                 <w:webHidden/>
@@ -693,7 +693,7 @@
               </w:rPr>
               <w:t>5.4 The AXIS observer</w:t>
               <w:tab/>
-              <w:t>23</w:t>
+              <w:t>24</w:t>
             </w:r>
           </w:hyperlink>
           <w:r>
@@ -951,7 +951,7 @@
           <w:rPr>
             <w:rStyle w:val="ListLabel1"/>
           </w:rPr>
-          <w:t>21</w:t>
+          <w:t>22</w:t>
         </w:r>
         <w:r>
           <w:rPr>
@@ -1264,7 +1264,7 @@
           <w:rPr>
             <w:rStyle w:val="ListLabel1"/>
           </w:rPr>
-          <w:t>18</w:t>
+          <w:t>19</w:t>
         </w:r>
         <w:r>
           <w:rPr>
@@ -1321,7 +1321,7 @@
           <w:rPr>
             <w:rStyle w:val="ListLabel1"/>
           </w:rPr>
-          <w:t>21</w:t>
+          <w:t>22</w:t>
         </w:r>
         <w:r>
           <w:rPr>
@@ -1378,7 +1378,7 @@
           <w:rPr>
             <w:rStyle w:val="ListLabel1"/>
           </w:rPr>
-          <w:t>23</w:t>
+          <w:t>24</w:t>
         </w:r>
         <w:r>
           <w:rPr>
@@ -1435,7 +1435,7 @@
           <w:rPr>
             <w:rStyle w:val="ListLabel1"/>
           </w:rPr>
-          <w:t>23</w:t>
+          <w:t>25</w:t>
         </w:r>
         <w:r>
           <w:rPr>
@@ -1520,7 +1520,7 @@
           <w:rPr>
             <w:rStyle w:val="ListLabel1"/>
           </w:rPr>
-          <w:t>22</w:t>
+          <w:t>24</w:t>
         </w:r>
         <w:r>
           <w:rPr>
@@ -1723,7 +1723,7 @@
         <w:spacing w:before="360" w:after="120"/>
         <w:rPr/>
       </w:pPr>
-      <w:bookmarkStart w:id="0" w:name="__RefHeading___Toc2504_2197930800"/>
+      <w:bookmarkStart w:id="0" w:name="__RefHeading___Toc2504_1163086593"/>
       <w:bookmarkStart w:id="1" w:name="document-information"/>
       <w:bookmarkEnd w:id="0"/>
       <w:r>
@@ -2348,7 +2348,7 @@
         <w:spacing w:before="280" w:after="80"/>
         <w:rPr/>
       </w:pPr>
-      <w:bookmarkStart w:id="3" w:name="__RefHeading___Toc2506_2197930800"/>
+      <w:bookmarkStart w:id="3" w:name="__RefHeading___Toc2506_1163086593"/>
       <w:bookmarkEnd w:id="3"/>
       <w:r>
         <w:rPr>
@@ -2620,7 +2620,7 @@
         <w:spacing w:before="280" w:after="80"/>
         <w:rPr/>
       </w:pPr>
-      <w:bookmarkStart w:id="5" w:name="__RefHeading___Toc2508_2197930800"/>
+      <w:bookmarkStart w:id="5" w:name="__RefHeading___Toc2508_1163086593"/>
       <w:bookmarkEnd w:id="5"/>
       <w:r>
         <w:rPr>
@@ -2763,7 +2763,7 @@
         <w:spacing w:before="360" w:after="120"/>
         <w:rPr/>
       </w:pPr>
-      <w:bookmarkStart w:id="7" w:name="__RefHeading___Toc2510_2197930800"/>
+      <w:bookmarkStart w:id="7" w:name="__RefHeading___Toc2510_1163086593"/>
       <w:bookmarkStart w:id="8" w:name="why-rapids-is-not-stream"/>
       <w:bookmarkEnd w:id="7"/>
       <w:r>
@@ -2794,7 +2794,7 @@
         <w:spacing w:before="280" w:after="80"/>
         <w:rPr/>
       </w:pPr>
-      <w:bookmarkStart w:id="9" w:name="__RefHeading___Toc2512_2197930800"/>
+      <w:bookmarkStart w:id="9" w:name="__RefHeading___Toc2512_1163086593"/>
       <w:bookmarkStart w:id="10" w:name="two-engines-two-stream-ports"/>
       <w:bookmarkEnd w:id="9"/>
       <w:r>
@@ -2846,7 +2846,7 @@
         <w:spacing w:before="200" w:after="80"/>
         <w:rPr/>
       </w:pPr>
-      <w:bookmarkStart w:id="11" w:name="__RefHeading___Toc2514_2197930800"/>
+      <w:bookmarkStart w:id="11" w:name="__RefHeading___Toc2514_1163086593"/>
       <w:bookmarkStart w:id="12" w:name="figure-1.1-two-harnesses-one-methodology"/>
       <w:bookmarkStart w:id="13" w:name="_Fig_1_Two_harnesses__one_m"/>
       <w:bookmarkEnd w:id="11"/>
@@ -2879,7 +2879,7 @@
         <w:rPr/>
         <w:drawing>
           <wp:inline distT="0" distB="0" distL="0" distR="0">
-            <wp:extent cx="5334000" cy="1261745"/>
+            <wp:extent cx="5334000" cy="2487295"/>
             <wp:effectExtent l="0" t="0" r="0" b="0"/>
             <wp:docPr id="8" name="Picture" descr="STREAM harness and rapids harness side by side"/>
             <wp:cNvGraphicFramePr>
@@ -2903,7 +2903,7 @@
                   <pic:spPr bwMode="auto">
                     <a:xfrm>
                       <a:off x="0" y="0"/>
-                      <a:ext cx="5334000" cy="1261745"/>
+                      <a:ext cx="5334000" cy="2487295"/>
                     </a:xfrm>
                     <a:prstGeom prst="rect">
                       <a:avLst/>
@@ -2965,7 +2965,7 @@
         <w:spacing w:before="280" w:after="80"/>
         <w:rPr/>
       </w:pPr>
-      <w:bookmarkStart w:id="14" w:name="__RefHeading___Toc2516_2197930800"/>
+      <w:bookmarkStart w:id="14" w:name="__RefHeading___Toc2516_1163086593"/>
       <w:bookmarkStart w:id="15" w:name="what-that-changes-in-the-harness"/>
       <w:bookmarkEnd w:id="14"/>
       <w:r>
@@ -4254,7 +4254,7 @@
         <w:spacing w:before="280" w:after="80"/>
         <w:rPr/>
       </w:pPr>
-      <w:bookmarkStart w:id="17" w:name="__RefHeading___Toc2518_2197930800"/>
+      <w:bookmarkStart w:id="17" w:name="__RefHeading___Toc2518_1163086593"/>
       <w:bookmarkStart w:id="18" w:name="two-directions-measured-separately"/>
       <w:bookmarkEnd w:id="17"/>
       <w:r>
@@ -4490,7 +4490,7 @@
         <w:spacing w:before="360" w:after="120"/>
         <w:rPr/>
       </w:pPr>
-      <w:bookmarkStart w:id="21" w:name="__RefHeading___Toc2520_2197930800"/>
+      <w:bookmarkStart w:id="21" w:name="__RefHeading___Toc2520_1163086593"/>
       <w:bookmarkStart w:id="22" w:name="the-axis4-interfaces"/>
       <w:bookmarkEnd w:id="21"/>
       <w:r>
@@ -4518,7 +4518,7 @@
         <w:spacing w:before="200" w:after="80"/>
         <w:rPr/>
       </w:pPr>
-      <w:bookmarkStart w:id="23" w:name="__RefHeading___Toc2522_2197930800"/>
+      <w:bookmarkStart w:id="23" w:name="__RefHeading___Toc2522_1163086593"/>
       <w:bookmarkStart w:id="24" w:name="X578b6f0fbd659a7c2f7f4a32a6d31da78391d19"/>
       <w:bookmarkStart w:id="25" w:name="_Fig_2_The_two_links_and_wh"/>
       <w:bookmarkEnd w:id="23"/>
@@ -4551,7 +4551,7 @@
         <w:rPr/>
         <w:drawing>
           <wp:inline distT="0" distB="0" distL="0" distR="0">
-            <wp:extent cx="5334000" cy="1586865"/>
+            <wp:extent cx="5334000" cy="3016885"/>
             <wp:effectExtent l="0" t="0" r="0" b="0"/>
             <wp:docPr id="11" name="Image2" descr="The two AXIS4 links"/>
             <wp:cNvGraphicFramePr>
@@ -4575,7 +4575,7 @@
                   <pic:spPr bwMode="auto">
                     <a:xfrm>
                       <a:off x="0" y="0"/>
-                      <a:ext cx="5334000" cy="1586865"/>
+                      <a:ext cx="5334000" cy="3016885"/>
                     </a:xfrm>
                     <a:prstGeom prst="rect">
                       <a:avLst/>
@@ -4636,7 +4636,7 @@
         <w:spacing w:before="280" w:after="80"/>
         <w:rPr/>
       </w:pPr>
-      <w:bookmarkStart w:id="26" w:name="__RefHeading___Toc2524_2197930800"/>
+      <w:bookmarkStart w:id="26" w:name="__RefHeading___Toc2524_1163086593"/>
       <w:bookmarkStart w:id="27" w:name="the-wires"/>
       <w:bookmarkEnd w:id="26"/>
       <w:r>
@@ -6176,7 +6176,7 @@
         <w:spacing w:before="280" w:after="80"/>
         <w:rPr/>
       </w:pPr>
-      <w:bookmarkStart w:id="29" w:name="__RefHeading___Toc2526_2197930800"/>
+      <w:bookmarkStart w:id="29" w:name="__RefHeading___Toc2526_1163086593"/>
       <w:bookmarkStart w:id="30" w:name="X0506a4a4c2d0d76472cc766f6472f0cb7bff0de"/>
       <w:bookmarkEnd w:id="29"/>
       <w:r>
@@ -6204,7 +6204,7 @@
         <w:spacing w:before="200" w:after="80"/>
         <w:rPr/>
       </w:pPr>
-      <w:bookmarkStart w:id="31" w:name="__RefHeading___Toc2528_2197930800"/>
+      <w:bookmarkStart w:id="31" w:name="__RefHeading___Toc2528_1163086593"/>
       <w:bookmarkStart w:id="32" w:name="figure-2.2-sink-ingress"/>
       <w:bookmarkStart w:id="33" w:name="_Fig_3_Sink_ingress"/>
       <w:bookmarkEnd w:id="31"/>
@@ -6237,7 +6237,7 @@
         <w:rPr/>
         <w:drawing>
           <wp:inline distT="0" distB="0" distL="0" distR="0">
-            <wp:extent cx="5334000" cy="826135"/>
+            <wp:extent cx="5334000" cy="3300095"/>
             <wp:effectExtent l="0" t="0" r="0" b="0"/>
             <wp:docPr id="12" name="Image3" descr="Sink ingress: allocation, SRAM, write engine, and the two windows"/>
             <wp:cNvGraphicFramePr>
@@ -6261,7 +6261,7 @@
                   <pic:spPr bwMode="auto">
                     <a:xfrm>
                       <a:off x="0" y="0"/>
-                      <a:ext cx="5334000" cy="826135"/>
+                      <a:ext cx="5334000" cy="3300095"/>
                     </a:xfrm>
                     <a:prstGeom prst="rect">
                       <a:avLst/>
@@ -6512,7 +6512,7 @@
         <w:spacing w:before="280" w:after="80"/>
         <w:rPr/>
       </w:pPr>
-      <w:bookmarkStart w:id="34" w:name="__RefHeading___Toc2530_2197930800"/>
+      <w:bookmarkStart w:id="34" w:name="__RefHeading___Toc2530_1163086593"/>
       <w:bookmarkStart w:id="35" w:name="source-egress"/>
       <w:bookmarkEnd w:id="34"/>
       <w:r>
@@ -6615,7 +6615,7 @@
         <w:spacing w:before="280" w:after="80"/>
         <w:rPr/>
       </w:pPr>
-      <w:bookmarkStart w:id="36" w:name="__RefHeading___Toc2532_2197930800"/>
+      <w:bookmarkStart w:id="36" w:name="__RefHeading___Toc2532_1163086593"/>
       <w:bookmarkStart w:id="37" w:name="the-axis-monitor-lites"/>
       <w:bookmarkEnd w:id="36"/>
       <w:r>
@@ -6813,7 +6813,7 @@
         <w:spacing w:before="360" w:after="120"/>
         <w:rPr/>
       </w:pPr>
-      <w:bookmarkStart w:id="40" w:name="__RefHeading___Toc2534_2197930800"/>
+      <w:bookmarkStart w:id="40" w:name="__RefHeading___Toc2534_1163086593"/>
       <w:bookmarkStart w:id="41" w:name="stream-stimulus-and-checking"/>
       <w:bookmarkEnd w:id="40"/>
       <w:r>
@@ -6869,8 +6869,8 @@
         <w:spacing w:before="280" w:after="80"/>
         <w:rPr/>
       </w:pPr>
-      <w:bookmarkStart w:id="42" w:name="__RefHeading___Toc2536_2197930800"/>
-      <w:bookmarkStart w:id="43" w:name="the-generator-axis4_master_pattern_gen"/>
+      <w:bookmarkStart w:id="42" w:name="__RefHeading___Toc2536_1163086593"/>
+      <w:bookmarkStart w:id="43" w:name="the-generator-axis4_master_injector"/>
       <w:bookmarkEnd w:id="42"/>
       <w:r>
         <w:rPr>
@@ -6897,7 +6897,7 @@
           <w:color w:val="228B22"/>
           <w:sz w:val="28"/>
         </w:rPr>
-        <w:t>axis4_master_pattern_gen</w:t>
+        <w:t>axis4_master_injector</w:t>
       </w:r>
     </w:p>
     <w:p>
@@ -6929,7 +6929,7 @@
           <w:rStyle w:val="VerbatimChar"/>
           <w:sz w:val="20"/>
         </w:rPr>
-        <w:t>axi4_slave_rd_pattern_gen</w:t>
+        <w:t>axi4_slave_rd_injector</w:t>
       </w:r>
       <w:r>
         <w:rPr>
@@ -7936,7 +7936,7 @@
         <w:pStyle w:val="BodyText"/>
         <w:rPr/>
       </w:pPr>
-      <w:bookmarkStart w:id="45" w:name="the-generator-axis4_master_pattern_gen"/>
+      <w:bookmarkStart w:id="45" w:name="the-generator-axis4_master_injector"/>
       <w:r>
         <w:rPr>
           <w:sz w:val="20"/>
@@ -7954,7 +7954,7 @@
         <w:spacing w:before="280" w:after="80"/>
         <w:rPr/>
       </w:pPr>
-      <w:bookmarkStart w:id="46" w:name="__RefHeading___Toc2538_2197930800"/>
+      <w:bookmarkStart w:id="46" w:name="__RefHeading___Toc2538_1163086593"/>
       <w:bookmarkStart w:id="47" w:name="the-checker-axis4_slave_pattern_check"/>
       <w:bookmarkEnd w:id="46"/>
       <w:r>
@@ -8150,7 +8150,7 @@
         <w:spacing w:before="280" w:after="80"/>
         <w:rPr/>
       </w:pPr>
-      <w:bookmarkStart w:id="49" w:name="__RefHeading___Toc2540_2197930800"/>
+      <w:bookmarkStart w:id="49" w:name="__RefHeading___Toc2540_1163086593"/>
       <w:bookmarkStart w:id="50" w:name="the-golden-model-and-pass"/>
       <w:bookmarkEnd w:id="49"/>
       <w:r>
@@ -8201,7 +8201,7 @@
         <w:spacing w:before="280" w:after="80"/>
         <w:rPr/>
       </w:pPr>
-      <w:bookmarkStart w:id="51" w:name="__RefHeading___Toc2542_2197930800"/>
+      <w:bookmarkStart w:id="51" w:name="__RefHeading___Toc2542_1163086593"/>
       <w:bookmarkStart w:id="52" w:name="go"/>
       <w:bookmarkEnd w:id="51"/>
       <w:r>
@@ -8347,7 +8347,7 @@
         <w:spacing w:before="360" w:after="120"/>
         <w:rPr/>
       </w:pPr>
-      <w:bookmarkStart w:id="55" w:name="__RefHeading___Toc2544_2197930800"/>
+      <w:bookmarkStart w:id="55" w:name="__RefHeading___Toc2544_1163086593"/>
       <w:bookmarkStart w:id="56" w:name="measuring-a-stream"/>
       <w:bookmarkEnd w:id="55"/>
       <w:r>
@@ -8375,7 +8375,7 @@
         <w:spacing w:before="200" w:after="80"/>
         <w:rPr/>
       </w:pPr>
-      <w:bookmarkStart w:id="57" w:name="__RefHeading___Toc2546_2197930800"/>
+      <w:bookmarkStart w:id="57" w:name="__RefHeading___Toc2546_1163086593"/>
       <w:bookmarkStart w:id="58" w:name="X1f3799362a7ba769306524e02b645d00d82d699"/>
       <w:bookmarkStart w:id="59" w:name="_Fig_4_Meters__windows_and_"/>
       <w:bookmarkEnd w:id="57"/>
@@ -8408,7 +8408,7 @@
         <w:rPr/>
         <w:drawing>
           <wp:inline distT="0" distB="0" distL="0" distR="0">
-            <wp:extent cx="5334000" cy="1759585"/>
+            <wp:extent cx="5334000" cy="2951480"/>
             <wp:effectExtent l="0" t="0" r="0" b="0"/>
             <wp:docPr id="17" name="Image4" descr="Meters, windows, observers"/>
             <wp:cNvGraphicFramePr>
@@ -8432,7 +8432,7 @@
                   <pic:spPr bwMode="auto">
                     <a:xfrm>
                       <a:off x="0" y="0"/>
-                      <a:ext cx="5334000" cy="1759585"/>
+                      <a:ext cx="5334000" cy="2951480"/>
                     </a:xfrm>
                     <a:prstGeom prst="rect">
                       <a:avLst/>
@@ -8493,7 +8493,7 @@
         <w:spacing w:before="280" w:after="80"/>
         <w:rPr/>
       </w:pPr>
-      <w:bookmarkStart w:id="60" w:name="__RefHeading___Toc2548_2197930800"/>
+      <w:bookmarkStart w:id="60" w:name="__RefHeading___Toc2548_1163086593"/>
       <w:bookmarkStart w:id="61" w:name="the-axis-meters"/>
       <w:bookmarkEnd w:id="60"/>
       <w:r>
@@ -9353,7 +9353,7 @@
         <w:spacing w:before="280" w:after="80"/>
         <w:rPr/>
       </w:pPr>
-      <w:bookmarkStart w:id="63" w:name="__RefHeading___Toc2550_2197930800"/>
+      <w:bookmarkStart w:id="63" w:name="__RefHeading___Toc2550_1163086593"/>
       <w:bookmarkStart w:id="64" w:name="the-ingress-window-is-its-own"/>
       <w:bookmarkEnd w:id="63"/>
       <w:r>
@@ -9550,7 +9550,7 @@
         <w:spacing w:before="280" w:after="80"/>
         <w:rPr/>
       </w:pPr>
-      <w:bookmarkStart w:id="67" w:name="__RefHeading___Toc2552_2197930800"/>
+      <w:bookmarkStart w:id="67" w:name="__RefHeading___Toc2552_1163086593"/>
       <w:bookmarkStart w:id="68" w:name="what-the-report-reads-from-them"/>
       <w:bookmarkEnd w:id="67"/>
       <w:r>
@@ -10317,7 +10317,7 @@
         <w:spacing w:before="280" w:after="80"/>
         <w:rPr/>
       </w:pPr>
-      <w:bookmarkStart w:id="70" w:name="__RefHeading___Toc2554_2197930800"/>
+      <w:bookmarkStart w:id="70" w:name="__RefHeading___Toc2554_1163086593"/>
       <w:bookmarkStart w:id="71" w:name="the-axis-observer"/>
       <w:bookmarkEnd w:id="70"/>
       <w:r>
@@ -11729,7 +11729,7 @@
           </w:r>
           <w:r>
             <w:rPr/>
-            <w:t>24</w:t>
+            <w:t>25</w:t>
           </w:r>
           <w:r>
             <w:rPr/>
@@ -11756,7 +11756,7 @@
           </w:r>
           <w:r>
             <w:rPr/>
-            <w:t>24</w:t>
+            <w:t>25</w:t>
           </w:r>
           <w:r>
             <w:rPr/>
@@ -11876,7 +11876,7 @@
           </w:r>
           <w:r>
             <w:rPr/>
-            <w:t>24</w:t>
+            <w:t>25</w:t>
           </w:r>
           <w:r>
             <w:rPr/>
@@ -11903,7 +11903,7 @@
           </w:r>
           <w:r>
             <w:rPr/>
-            <w:t>24</w:t>
+            <w:t>25</w:t>
           </w:r>
           <w:r>
             <w:rPr/>
